--- a/backend-exhibits/Box to Microsoft (OneDrive & SharePointOnline) Standard Plan - Standard Include.docx
+++ b/backend-exhibits/Box to Microsoft (OneDrive & SharePointOnline) Standard Plan - Standard Include.docx
@@ -45,14 +45,14 @@
               <w:ind w:left="52"/>
               <w:jc w:val="center"/>
               <w:rPr>
-                <w:rFonts w:ascii="Arial" w:hAnsi="Arial" w:cs="Arial"/>
-                <w:sz w:val="21"/>
-                <w:szCs w:val="21"/>
-              </w:rPr>
-            </w:pPr>
-            <w:r>
-              <w:rPr>
-                <w:rFonts w:ascii="Arial" w:eastAsia="Arial" w:hAnsi="Arial" w:cs="Arial"/>
+                <w:rFonts w:ascii="Arial" w:hAnsi="Arial" w:cs="Arial" w:eastAsia="Arial"/>
+                <w:sz w:val="21"/>
+                <w:szCs w:val="21"/>
+              </w:rPr>
+            </w:pPr>
+            <w:r>
+              <w:rPr>
+                <w:rFonts w:ascii="Arial" w:hAnsi="Arial" w:cs="Arial" w:eastAsia="Arial"/>
                 <w:b/>
                 <w:sz w:val="21"/>
                 <w:szCs w:val="21"/>
@@ -80,16 +80,16 @@
             <w:pPr>
               <w:ind w:left="3"/>
               <w:rPr>
-                <w:rFonts w:ascii="Arial" w:hAnsi="Arial" w:cs="Arial"/>
-                <w:b/>
-                <w:bCs/>
-                <w:sz w:val="21"/>
-                <w:szCs w:val="21"/>
-              </w:rPr>
-            </w:pPr>
-            <w:r>
-              <w:rPr>
-                <w:rFonts w:ascii="Arial" w:hAnsi="Arial" w:cs="Arial"/>
+                <w:rFonts w:ascii="Arial" w:hAnsi="Arial" w:cs="Arial" w:eastAsia="Arial"/>
+                <w:b/>
+                <w:bCs/>
+                <w:sz w:val="21"/>
+                <w:szCs w:val="21"/>
+              </w:rPr>
+            </w:pPr>
+            <w:r>
+              <w:rPr>
+                <w:rFonts w:ascii="Arial" w:hAnsi="Arial" w:cs="Arial" w:eastAsia="Arial"/>
                 <w:b/>
                 <w:bCs/>
                 <w:sz w:val="21"/>
@@ -112,14 +112,14 @@
           <w:p>
             <w:pPr>
               <w:rPr>
-                <w:rFonts w:ascii="Arial" w:hAnsi="Arial" w:cs="Arial"/>
-                <w:sz w:val="21"/>
-                <w:szCs w:val="21"/>
-              </w:rPr>
-            </w:pPr>
-            <w:r>
-              <w:rPr>
-                <w:rFonts w:ascii="Arial" w:hAnsi="Arial" w:cs="Arial"/>
+                <w:rFonts w:ascii="Arial" w:hAnsi="Arial" w:cs="Arial" w:eastAsia="Arial"/>
+                <w:sz w:val="21"/>
+                <w:szCs w:val="21"/>
+              </w:rPr>
+            </w:pPr>
+            <w:r>
+              <w:rPr>
+                <w:rFonts w:ascii="Arial" w:hAnsi="Arial" w:cs="Arial" w:eastAsia="Arial"/>
                 <w:sz w:val="21"/>
                 <w:szCs w:val="21"/>
               </w:rPr>
@@ -127,7 +127,7 @@
             </w:r>
             <w:r>
               <w:rPr>
-                <w:rFonts w:ascii="Arial" w:hAnsi="Arial" w:cs="Arial"/>
+                <w:rFonts w:ascii="Arial" w:hAnsi="Arial" w:cs="Arial" w:eastAsia="Arial"/>
                 <w:sz w:val="21"/>
                 <w:szCs w:val="21"/>
               </w:rPr>
@@ -154,16 +154,16 @@
             <w:pPr>
               <w:ind w:left="3"/>
               <w:rPr>
-                <w:rFonts w:ascii="Arial" w:hAnsi="Arial" w:cs="Arial"/>
-                <w:b/>
-                <w:bCs/>
-                <w:sz w:val="21"/>
-                <w:szCs w:val="21"/>
-              </w:rPr>
-            </w:pPr>
-            <w:r>
-              <w:rPr>
-                <w:rFonts w:ascii="Arial" w:hAnsi="Arial" w:cs="Arial"/>
+                <w:rFonts w:ascii="Arial" w:hAnsi="Arial" w:cs="Arial" w:eastAsia="Arial"/>
+                <w:b/>
+                <w:bCs/>
+                <w:sz w:val="21"/>
+                <w:szCs w:val="21"/>
+              </w:rPr>
+            </w:pPr>
+            <w:r>
+              <w:rPr>
+                <w:rFonts w:ascii="Arial" w:hAnsi="Arial" w:cs="Arial" w:eastAsia="Arial"/>
                 <w:b/>
                 <w:bCs/>
                 <w:sz w:val="21"/>
@@ -187,14 +187,14 @@
             <w:pPr>
               <w:spacing w:line="240" w:lineRule="auto"/>
               <w:rPr>
-                <w:rFonts w:ascii="Arial" w:eastAsia="Times New Roman" w:hAnsi="Arial" w:cs="Arial"/>
-                <w:sz w:val="21"/>
-                <w:szCs w:val="21"/>
-              </w:rPr>
-            </w:pPr>
-            <w:r>
-              <w:rPr>
-                <w:rFonts w:ascii="Arial" w:hAnsi="Arial" w:cs="Arial"/>
+                <w:rFonts w:ascii="Arial" w:hAnsi="Arial" w:cs="Arial" w:eastAsia="Arial"/>
+                <w:sz w:val="21"/>
+                <w:szCs w:val="21"/>
+              </w:rPr>
+            </w:pPr>
+            <w:r>
+              <w:rPr>
+                <w:rFonts w:ascii="Arial" w:hAnsi="Arial" w:cs="Arial" w:eastAsia="Arial"/>
                 <w:sz w:val="21"/>
                 <w:szCs w:val="21"/>
               </w:rPr>
@@ -204,7 +204,7 @@
           <w:p>
             <w:pPr>
               <w:rPr>
-                <w:rFonts w:ascii="Arial" w:hAnsi="Arial" w:cs="Arial"/>
+                <w:rFonts w:ascii="Arial" w:hAnsi="Arial" w:cs="Arial" w:eastAsia="Arial"/>
                 <w:sz w:val="21"/>
                 <w:szCs w:val="21"/>
               </w:rPr>
@@ -230,16 +230,16 @@
             <w:pPr>
               <w:ind w:left="3"/>
               <w:rPr>
-                <w:rFonts w:ascii="Arial" w:hAnsi="Arial" w:cs="Arial"/>
-                <w:b/>
-                <w:bCs/>
-                <w:sz w:val="21"/>
-                <w:szCs w:val="21"/>
-              </w:rPr>
-            </w:pPr>
-            <w:r>
-              <w:rPr>
-                <w:rFonts w:ascii="Arial" w:hAnsi="Arial" w:cs="Arial"/>
+                <w:rFonts w:ascii="Arial" w:hAnsi="Arial" w:cs="Arial" w:eastAsia="Arial"/>
+                <w:b/>
+                <w:bCs/>
+                <w:sz w:val="21"/>
+                <w:szCs w:val="21"/>
+              </w:rPr>
+            </w:pPr>
+            <w:r>
+              <w:rPr>
+                <w:rFonts w:ascii="Arial" w:hAnsi="Arial" w:cs="Arial" w:eastAsia="Arial"/>
                 <w:b/>
                 <w:bCs/>
                 <w:sz w:val="21"/>
@@ -262,14 +262,14 @@
           <w:p>
             <w:pPr>
               <w:rPr>
-                <w:rFonts w:ascii="Arial" w:hAnsi="Arial" w:cs="Arial"/>
-                <w:sz w:val="21"/>
-                <w:szCs w:val="21"/>
-              </w:rPr>
-            </w:pPr>
-            <w:r>
-              <w:rPr>
-                <w:rFonts w:ascii="Arial" w:hAnsi="Arial" w:cs="Arial"/>
+                <w:rFonts w:ascii="Arial" w:hAnsi="Arial" w:cs="Arial" w:eastAsia="Arial"/>
+                <w:sz w:val="21"/>
+                <w:szCs w:val="21"/>
+              </w:rPr>
+            </w:pPr>
+            <w:r>
+              <w:rPr>
+                <w:rFonts w:ascii="Arial" w:hAnsi="Arial" w:cs="Arial" w:eastAsia="Arial"/>
                 <w:sz w:val="21"/>
                 <w:szCs w:val="21"/>
               </w:rPr>
@@ -278,7 +278,7 @@
             <w:proofErr w:type="spellStart"/>
             <w:r>
               <w:rPr>
-                <w:rFonts w:ascii="Arial" w:hAnsi="Arial" w:cs="Arial"/>
+                <w:rFonts w:ascii="Arial" w:hAnsi="Arial" w:cs="Arial" w:eastAsia="Arial"/>
                 <w:sz w:val="21"/>
                 <w:szCs w:val="21"/>
               </w:rPr>
@@ -287,7 +287,7 @@
             <w:proofErr w:type="spellEnd"/>
             <w:r>
               <w:rPr>
-                <w:rFonts w:ascii="Arial" w:hAnsi="Arial" w:cs="Arial"/>
+                <w:rFonts w:ascii="Arial" w:hAnsi="Arial" w:cs="Arial" w:eastAsia="Arial"/>
                 <w:sz w:val="21"/>
                 <w:szCs w:val="21"/>
               </w:rPr>
@@ -314,16 +314,16 @@
             <w:pPr>
               <w:ind w:left="3"/>
               <w:rPr>
-                <w:rFonts w:ascii="Arial" w:hAnsi="Arial" w:cs="Arial"/>
-                <w:b/>
-                <w:bCs/>
-                <w:sz w:val="21"/>
-                <w:szCs w:val="21"/>
-              </w:rPr>
-            </w:pPr>
-            <w:r>
-              <w:rPr>
-                <w:rFonts w:ascii="Arial" w:hAnsi="Arial" w:cs="Arial"/>
+                <w:rFonts w:ascii="Arial" w:hAnsi="Arial" w:cs="Arial" w:eastAsia="Arial"/>
+                <w:b/>
+                <w:bCs/>
+                <w:sz w:val="21"/>
+                <w:szCs w:val="21"/>
+              </w:rPr>
+            </w:pPr>
+            <w:r>
+              <w:rPr>
+                <w:rFonts w:ascii="Arial" w:hAnsi="Arial" w:cs="Arial" w:eastAsia="Arial"/>
                 <w:b/>
                 <w:bCs/>
                 <w:sz w:val="21"/>
@@ -346,14 +346,14 @@
           <w:p>
             <w:pPr>
               <w:rPr>
-                <w:rFonts w:ascii="Arial" w:hAnsi="Arial" w:cs="Arial"/>
-                <w:sz w:val="21"/>
-                <w:szCs w:val="21"/>
-              </w:rPr>
-            </w:pPr>
-            <w:r>
-              <w:rPr>
-                <w:rFonts w:ascii="Arial" w:hAnsi="Arial" w:cs="Arial"/>
+                <w:rFonts w:ascii="Arial" w:hAnsi="Arial" w:cs="Arial" w:eastAsia="Arial"/>
+                <w:sz w:val="21"/>
+                <w:szCs w:val="21"/>
+              </w:rPr>
+            </w:pPr>
+            <w:r>
+              <w:rPr>
+                <w:rFonts w:ascii="Arial" w:hAnsi="Arial" w:cs="Arial" w:eastAsia="Arial"/>
                 <w:sz w:val="21"/>
                 <w:szCs w:val="21"/>
               </w:rPr>
@@ -380,16 +380,16 @@
             <w:pPr>
               <w:ind w:left="3"/>
               <w:rPr>
-                <w:rFonts w:ascii="Arial" w:hAnsi="Arial" w:cs="Arial"/>
-                <w:b/>
-                <w:bCs/>
-                <w:sz w:val="21"/>
-                <w:szCs w:val="21"/>
-              </w:rPr>
-            </w:pPr>
-            <w:r>
-              <w:rPr>
-                <w:rFonts w:ascii="Arial" w:hAnsi="Arial" w:cs="Arial"/>
+                <w:rFonts w:ascii="Arial" w:hAnsi="Arial" w:cs="Arial" w:eastAsia="Arial"/>
+                <w:b/>
+                <w:bCs/>
+                <w:sz w:val="21"/>
+                <w:szCs w:val="21"/>
+              </w:rPr>
+            </w:pPr>
+            <w:r>
+              <w:rPr>
+                <w:rFonts w:ascii="Arial" w:hAnsi="Arial" w:cs="Arial" w:eastAsia="Arial"/>
                 <w:b/>
                 <w:bCs/>
                 <w:sz w:val="21"/>
@@ -412,14 +412,14 @@
           <w:p>
             <w:pPr>
               <w:rPr>
-                <w:rFonts w:ascii="Arial" w:hAnsi="Arial" w:cs="Arial"/>
-                <w:sz w:val="21"/>
-                <w:szCs w:val="21"/>
-              </w:rPr>
-            </w:pPr>
-            <w:r>
-              <w:rPr>
-                <w:rFonts w:ascii="Arial" w:hAnsi="Arial" w:cs="Arial"/>
+                <w:rFonts w:ascii="Arial" w:hAnsi="Arial" w:cs="Arial" w:eastAsia="Arial"/>
+                <w:sz w:val="21"/>
+                <w:szCs w:val="21"/>
+              </w:rPr>
+            </w:pPr>
+            <w:r>
+              <w:rPr>
+                <w:rFonts w:ascii="Arial" w:hAnsi="Arial" w:cs="Arial" w:eastAsia="Arial"/>
                 <w:sz w:val="21"/>
                 <w:szCs w:val="21"/>
               </w:rPr>
@@ -446,16 +446,16 @@
             <w:pPr>
               <w:ind w:left="3"/>
               <w:rPr>
-                <w:rFonts w:ascii="Arial" w:hAnsi="Arial" w:cs="Arial"/>
-                <w:b/>
-                <w:bCs/>
-                <w:sz w:val="21"/>
-                <w:szCs w:val="21"/>
-              </w:rPr>
-            </w:pPr>
-            <w:r>
-              <w:rPr>
-                <w:rFonts w:ascii="Arial" w:hAnsi="Arial" w:cs="Arial"/>
+                <w:rFonts w:ascii="Arial" w:hAnsi="Arial" w:cs="Arial" w:eastAsia="Arial"/>
+                <w:b/>
+                <w:bCs/>
+                <w:sz w:val="21"/>
+                <w:szCs w:val="21"/>
+              </w:rPr>
+            </w:pPr>
+            <w:r>
+              <w:rPr>
+                <w:rFonts w:ascii="Arial" w:hAnsi="Arial" w:cs="Arial" w:eastAsia="Arial"/>
                 <w:b/>
                 <w:bCs/>
                 <w:sz w:val="21"/>
@@ -478,7 +478,7 @@
           <w:p>
             <w:pPr>
               <w:rPr>
-                <w:rFonts w:ascii="Arial" w:hAnsi="Arial" w:cs="Arial"/>
+                <w:rFonts w:ascii="Arial" w:hAnsi="Arial" w:cs="Arial" w:eastAsia="Arial"/>
                 <w:sz w:val="21"/>
                 <w:szCs w:val="21"/>
               </w:rPr>
@@ -486,7 +486,7 @@
             <w:proofErr w:type="spellStart"/>
             <w:r>
               <w:rPr>
-                <w:rFonts w:ascii="Arial" w:hAnsi="Arial" w:cs="Arial"/>
+                <w:rFonts w:ascii="Arial" w:hAnsi="Arial" w:cs="Arial" w:eastAsia="Arial"/>
                 <w:sz w:val="21"/>
                 <w:szCs w:val="21"/>
               </w:rPr>
@@ -495,7 +495,7 @@
             <w:proofErr w:type="spellEnd"/>
             <w:r>
               <w:rPr>
-                <w:rFonts w:ascii="Arial" w:hAnsi="Arial" w:cs="Arial"/>
+                <w:rFonts w:ascii="Arial" w:hAnsi="Arial" w:cs="Arial" w:eastAsia="Arial"/>
                 <w:sz w:val="21"/>
                 <w:szCs w:val="21"/>
               </w:rPr>
@@ -522,16 +522,16 @@
             <w:pPr>
               <w:ind w:left="3"/>
               <w:rPr>
-                <w:rFonts w:ascii="Arial" w:hAnsi="Arial" w:cs="Arial"/>
-                <w:b/>
-                <w:bCs/>
-                <w:sz w:val="21"/>
-                <w:szCs w:val="21"/>
-              </w:rPr>
-            </w:pPr>
-            <w:r>
-              <w:rPr>
-                <w:rFonts w:ascii="Arial" w:hAnsi="Arial" w:cs="Arial"/>
+                <w:rFonts w:ascii="Arial" w:hAnsi="Arial" w:cs="Arial" w:eastAsia="Arial"/>
+                <w:b/>
+                <w:bCs/>
+                <w:sz w:val="21"/>
+                <w:szCs w:val="21"/>
+              </w:rPr>
+            </w:pPr>
+            <w:r>
+              <w:rPr>
+                <w:rFonts w:ascii="Arial" w:hAnsi="Arial" w:cs="Arial" w:eastAsia="Arial"/>
                 <w:b/>
                 <w:bCs/>
                 <w:sz w:val="21"/>
@@ -554,7 +554,7 @@
           <w:p>
             <w:pPr>
               <w:rPr>
-                <w:rFonts w:ascii="Arial" w:hAnsi="Arial" w:cs="Arial"/>
+                <w:rFonts w:ascii="Arial" w:hAnsi="Arial" w:cs="Arial" w:eastAsia="Arial"/>
                 <w:sz w:val="21"/>
                 <w:szCs w:val="21"/>
               </w:rPr>
@@ -562,7 +562,7 @@
             <w:proofErr w:type="spellStart"/>
             <w:r>
               <w:rPr>
-                <w:rFonts w:ascii="Arial" w:hAnsi="Arial" w:cs="Arial"/>
+                <w:rFonts w:ascii="Arial" w:hAnsi="Arial" w:cs="Arial" w:eastAsia="Arial"/>
                 <w:sz w:val="21"/>
                 <w:szCs w:val="21"/>
               </w:rPr>
@@ -571,7 +571,7 @@
             <w:proofErr w:type="spellEnd"/>
             <w:r>
               <w:rPr>
-                <w:rFonts w:ascii="Arial" w:hAnsi="Arial" w:cs="Arial"/>
+                <w:rFonts w:ascii="Arial" w:hAnsi="Arial" w:cs="Arial" w:eastAsia="Arial"/>
                 <w:sz w:val="21"/>
                 <w:szCs w:val="21"/>
               </w:rPr>
@@ -598,16 +598,16 @@
             <w:pPr>
               <w:ind w:left="3"/>
               <w:rPr>
-                <w:rFonts w:ascii="Arial" w:hAnsi="Arial" w:cs="Arial"/>
-                <w:b/>
-                <w:bCs/>
-                <w:sz w:val="21"/>
-                <w:szCs w:val="21"/>
-              </w:rPr>
-            </w:pPr>
-            <w:r>
-              <w:rPr>
-                <w:rFonts w:ascii="Arial" w:hAnsi="Arial" w:cs="Arial"/>
+                <w:rFonts w:ascii="Arial" w:hAnsi="Arial" w:cs="Arial" w:eastAsia="Arial"/>
+                <w:b/>
+                <w:bCs/>
+                <w:sz w:val="21"/>
+                <w:szCs w:val="21"/>
+              </w:rPr>
+            </w:pPr>
+            <w:r>
+              <w:rPr>
+                <w:rFonts w:ascii="Arial" w:hAnsi="Arial" w:cs="Arial" w:eastAsia="Arial"/>
                 <w:b/>
                 <w:bCs/>
                 <w:sz w:val="21"/>
@@ -630,7 +630,7 @@
           <w:p>
             <w:pPr>
               <w:rPr>
-                <w:rFonts w:ascii="Arial" w:hAnsi="Arial" w:cs="Arial"/>
+                <w:rFonts w:ascii="Arial" w:hAnsi="Arial" w:cs="Arial" w:eastAsia="Arial"/>
                 <w:sz w:val="21"/>
                 <w:szCs w:val="21"/>
               </w:rPr>
@@ -638,7 +638,7 @@
             <w:proofErr w:type="spellStart"/>
             <w:r>
               <w:rPr>
-                <w:rFonts w:ascii="Arial" w:hAnsi="Arial" w:cs="Arial"/>
+                <w:rFonts w:ascii="Arial" w:hAnsi="Arial" w:cs="Arial" w:eastAsia="Arial"/>
                 <w:sz w:val="21"/>
                 <w:szCs w:val="21"/>
               </w:rPr>
@@ -647,7 +647,7 @@
             <w:proofErr w:type="spellEnd"/>
             <w:r>
               <w:rPr>
-                <w:rFonts w:ascii="Arial" w:hAnsi="Arial" w:cs="Arial"/>
+                <w:rFonts w:ascii="Arial" w:hAnsi="Arial" w:cs="Arial" w:eastAsia="Arial"/>
                 <w:sz w:val="21"/>
                 <w:szCs w:val="21"/>
               </w:rPr>
@@ -674,16 +674,16 @@
             <w:pPr>
               <w:ind w:left="3"/>
               <w:rPr>
-                <w:rFonts w:ascii="Arial" w:hAnsi="Arial" w:cs="Arial"/>
-                <w:b/>
-                <w:bCs/>
-                <w:sz w:val="21"/>
-                <w:szCs w:val="21"/>
-              </w:rPr>
-            </w:pPr>
-            <w:r>
-              <w:rPr>
-                <w:rFonts w:ascii="Arial" w:hAnsi="Arial" w:cs="Arial"/>
+                <w:rFonts w:ascii="Arial" w:hAnsi="Arial" w:cs="Arial" w:eastAsia="Arial"/>
+                <w:b/>
+                <w:bCs/>
+                <w:sz w:val="21"/>
+                <w:szCs w:val="21"/>
+              </w:rPr>
+            </w:pPr>
+            <w:r>
+              <w:rPr>
+                <w:rFonts w:ascii="Arial" w:hAnsi="Arial" w:cs="Arial" w:eastAsia="Arial"/>
                 <w:b/>
                 <w:bCs/>
                 <w:sz w:val="21"/>
@@ -706,7 +706,7 @@
           <w:p>
             <w:pPr>
               <w:rPr>
-                <w:rFonts w:ascii="Arial" w:hAnsi="Arial" w:cs="Arial"/>
+                <w:rFonts w:ascii="Arial" w:hAnsi="Arial" w:cs="Arial" w:eastAsia="Arial"/>
                 <w:sz w:val="21"/>
                 <w:szCs w:val="21"/>
               </w:rPr>
@@ -714,7 +714,7 @@
             <w:proofErr w:type="spellStart"/>
             <w:r>
               <w:rPr>
-                <w:rFonts w:ascii="Arial" w:hAnsi="Arial" w:cs="Arial"/>
+                <w:rFonts w:ascii="Arial" w:hAnsi="Arial" w:cs="Arial" w:eastAsia="Arial"/>
                 <w:sz w:val="21"/>
                 <w:szCs w:val="21"/>
               </w:rPr>
@@ -723,7 +723,7 @@
             <w:proofErr w:type="spellEnd"/>
             <w:r>
               <w:rPr>
-                <w:rFonts w:ascii="Arial" w:hAnsi="Arial" w:cs="Arial"/>
+                <w:rFonts w:ascii="Arial" w:hAnsi="Arial" w:cs="Arial" w:eastAsia="Arial"/>
                 <w:sz w:val="21"/>
                 <w:szCs w:val="21"/>
               </w:rPr>
@@ -750,16 +750,16 @@
             <w:pPr>
               <w:ind w:left="3"/>
               <w:rPr>
-                <w:rFonts w:ascii="Arial" w:hAnsi="Arial" w:cs="Arial"/>
-                <w:b/>
-                <w:bCs/>
-                <w:sz w:val="21"/>
-                <w:szCs w:val="21"/>
-              </w:rPr>
-            </w:pPr>
-            <w:r>
-              <w:rPr>
-                <w:rFonts w:ascii="Arial" w:hAnsi="Arial" w:cs="Arial"/>
+                <w:rFonts w:ascii="Arial" w:hAnsi="Arial" w:cs="Arial" w:eastAsia="Arial"/>
+                <w:b/>
+                <w:bCs/>
+                <w:sz w:val="21"/>
+                <w:szCs w:val="21"/>
+              </w:rPr>
+            </w:pPr>
+            <w:r>
+              <w:rPr>
+                <w:rFonts w:ascii="Arial" w:hAnsi="Arial" w:cs="Arial" w:eastAsia="Arial"/>
                 <w:b/>
                 <w:bCs/>
                 <w:sz w:val="21"/>
@@ -782,7 +782,7 @@
           <w:p>
             <w:pPr>
               <w:rPr>
-                <w:rFonts w:ascii="Arial" w:hAnsi="Arial" w:cs="Arial"/>
+                <w:rFonts w:ascii="Arial" w:hAnsi="Arial" w:cs="Arial" w:eastAsia="Arial"/>
                 <w:sz w:val="21"/>
                 <w:szCs w:val="21"/>
               </w:rPr>
@@ -790,7 +790,7 @@
             <w:proofErr w:type="spellStart"/>
             <w:r>
               <w:rPr>
-                <w:rFonts w:ascii="Arial" w:hAnsi="Arial" w:cs="Arial"/>
+                <w:rFonts w:ascii="Arial" w:hAnsi="Arial" w:cs="Arial" w:eastAsia="Arial"/>
                 <w:sz w:val="21"/>
                 <w:szCs w:val="21"/>
               </w:rPr>
@@ -799,7 +799,7 @@
             <w:proofErr w:type="spellEnd"/>
             <w:r>
               <w:rPr>
-                <w:rFonts w:ascii="Arial" w:hAnsi="Arial" w:cs="Arial"/>
+                <w:rFonts w:ascii="Arial" w:hAnsi="Arial" w:cs="Arial" w:eastAsia="Arial"/>
                 <w:sz w:val="21"/>
                 <w:szCs w:val="21"/>
               </w:rPr>
@@ -808,7 +808,7 @@
             <w:proofErr w:type="gramStart"/>
             <w:r>
               <w:rPr>
-                <w:rFonts w:ascii="Arial" w:hAnsi="Arial" w:cs="Arial"/>
+                <w:rFonts w:ascii="Arial" w:hAnsi="Arial" w:cs="Arial" w:eastAsia="Arial"/>
                 <w:sz w:val="21"/>
                 <w:szCs w:val="21"/>
               </w:rPr>
@@ -817,7 +817,7 @@
             <w:proofErr w:type="gramEnd"/>
             <w:r>
               <w:rPr>
-                <w:rFonts w:ascii="Arial" w:hAnsi="Arial" w:cs="Arial"/>
+                <w:rFonts w:ascii="Arial" w:hAnsi="Arial" w:cs="Arial" w:eastAsia="Arial"/>
                 <w:sz w:val="21"/>
                 <w:szCs w:val="21"/>
               </w:rPr>
@@ -844,16 +844,16 @@
             <w:pPr>
               <w:ind w:left="3"/>
               <w:rPr>
-                <w:rFonts w:ascii="Arial" w:hAnsi="Arial" w:cs="Arial"/>
-                <w:b/>
-                <w:bCs/>
-                <w:sz w:val="21"/>
-                <w:szCs w:val="21"/>
-              </w:rPr>
-            </w:pPr>
-            <w:r>
-              <w:rPr>
-                <w:rFonts w:ascii="Arial" w:hAnsi="Arial" w:cs="Arial"/>
+                <w:rFonts w:ascii="Arial" w:hAnsi="Arial" w:cs="Arial" w:eastAsia="Arial"/>
+                <w:b/>
+                <w:bCs/>
+                <w:sz w:val="21"/>
+                <w:szCs w:val="21"/>
+              </w:rPr>
+            </w:pPr>
+            <w:r>
+              <w:rPr>
+                <w:rFonts w:ascii="Arial" w:hAnsi="Arial" w:cs="Arial" w:eastAsia="Arial"/>
                 <w:b/>
                 <w:bCs/>
                 <w:sz w:val="21"/>
@@ -876,7 +876,7 @@
           <w:p>
             <w:pPr>
               <w:rPr>
-                <w:rFonts w:ascii="Arial" w:hAnsi="Arial" w:cs="Arial"/>
+                <w:rFonts w:ascii="Arial" w:hAnsi="Arial" w:cs="Arial" w:eastAsia="Arial"/>
                 <w:sz w:val="21"/>
                 <w:szCs w:val="21"/>
               </w:rPr>
@@ -884,7 +884,7 @@
             <w:proofErr w:type="spellStart"/>
             <w:r>
               <w:rPr>
-                <w:rFonts w:ascii="Arial" w:hAnsi="Arial" w:cs="Arial"/>
+                <w:rFonts w:ascii="Arial" w:hAnsi="Arial" w:cs="Arial" w:eastAsia="Arial"/>
                 <w:sz w:val="21"/>
                 <w:szCs w:val="21"/>
               </w:rPr>
@@ -893,7 +893,7 @@
             <w:proofErr w:type="spellEnd"/>
             <w:r>
               <w:rPr>
-                <w:rFonts w:ascii="Arial" w:hAnsi="Arial" w:cs="Arial"/>
+                <w:rFonts w:ascii="Arial" w:hAnsi="Arial" w:cs="Arial" w:eastAsia="Arial"/>
                 <w:sz w:val="21"/>
                 <w:szCs w:val="21"/>
               </w:rPr>
@@ -920,16 +920,16 @@
             <w:pPr>
               <w:ind w:left="3"/>
               <w:rPr>
-                <w:rFonts w:ascii="Arial" w:hAnsi="Arial" w:cs="Arial"/>
-                <w:b/>
-                <w:bCs/>
-                <w:sz w:val="21"/>
-                <w:szCs w:val="21"/>
-              </w:rPr>
-            </w:pPr>
-            <w:r>
-              <w:rPr>
-                <w:rFonts w:ascii="Arial" w:hAnsi="Arial" w:cs="Arial"/>
+                <w:rFonts w:ascii="Arial" w:hAnsi="Arial" w:cs="Arial" w:eastAsia="Arial"/>
+                <w:b/>
+                <w:bCs/>
+                <w:sz w:val="21"/>
+                <w:szCs w:val="21"/>
+              </w:rPr>
+            </w:pPr>
+            <w:r>
+              <w:rPr>
+                <w:rFonts w:ascii="Arial" w:hAnsi="Arial" w:cs="Arial" w:eastAsia="Arial"/>
                 <w:b/>
                 <w:bCs/>
                 <w:sz w:val="21"/>
@@ -952,14 +952,14 @@
           <w:p>
             <w:pPr>
               <w:rPr>
-                <w:rFonts w:ascii="Arial" w:hAnsi="Arial" w:cs="Arial"/>
-                <w:sz w:val="21"/>
-                <w:szCs w:val="21"/>
-              </w:rPr>
-            </w:pPr>
-            <w:r>
-              <w:rPr>
-                <w:rFonts w:ascii="Arial" w:hAnsi="Arial" w:cs="Arial"/>
+                <w:rFonts w:ascii="Arial" w:hAnsi="Arial" w:cs="Arial" w:eastAsia="Arial"/>
+                <w:sz w:val="21"/>
+                <w:szCs w:val="21"/>
+              </w:rPr>
+            </w:pPr>
+            <w:r>
+              <w:rPr>
+                <w:rFonts w:ascii="Arial" w:hAnsi="Arial" w:cs="Arial" w:eastAsia="Arial"/>
                 <w:sz w:val="21"/>
                 <w:szCs w:val="21"/>
               </w:rPr>
@@ -986,16 +986,16 @@
             <w:pPr>
               <w:ind w:left="3"/>
               <w:rPr>
-                <w:rFonts w:ascii="Arial" w:hAnsi="Arial" w:cs="Arial"/>
-                <w:b/>
-                <w:bCs/>
-                <w:sz w:val="21"/>
-                <w:szCs w:val="21"/>
-              </w:rPr>
-            </w:pPr>
-            <w:r>
-              <w:rPr>
-                <w:rFonts w:ascii="Arial" w:hAnsi="Arial" w:cs="Arial"/>
+                <w:rFonts w:ascii="Arial" w:hAnsi="Arial" w:cs="Arial" w:eastAsia="Arial"/>
+                <w:b/>
+                <w:bCs/>
+                <w:sz w:val="21"/>
+                <w:szCs w:val="21"/>
+              </w:rPr>
+            </w:pPr>
+            <w:r>
+              <w:rPr>
+                <w:rFonts w:ascii="Arial" w:hAnsi="Arial" w:cs="Arial" w:eastAsia="Arial"/>
                 <w:b/>
                 <w:bCs/>
                 <w:sz w:val="21"/>
@@ -1019,14 +1019,14 @@
             <w:pPr>
               <w:spacing w:line="240" w:lineRule="auto"/>
               <w:rPr>
-                <w:rFonts w:ascii="Arial" w:eastAsia="Times New Roman" w:hAnsi="Arial" w:cs="Arial"/>
-                <w:sz w:val="21"/>
-                <w:szCs w:val="21"/>
-              </w:rPr>
-            </w:pPr>
-            <w:r>
-              <w:rPr>
-                <w:rFonts w:ascii="Arial" w:hAnsi="Arial" w:cs="Arial"/>
+                <w:rFonts w:ascii="Arial" w:hAnsi="Arial" w:cs="Arial" w:eastAsia="Arial"/>
+                <w:sz w:val="21"/>
+                <w:szCs w:val="21"/>
+              </w:rPr>
+            </w:pPr>
+            <w:r>
+              <w:rPr>
+                <w:rFonts w:ascii="Arial" w:hAnsi="Arial" w:cs="Arial" w:eastAsia="Arial"/>
                 <w:sz w:val="21"/>
                 <w:szCs w:val="21"/>
               </w:rPr>
@@ -1053,16 +1053,16 @@
             <w:pPr>
               <w:ind w:left="3"/>
               <w:rPr>
-                <w:rFonts w:ascii="Arial" w:hAnsi="Arial" w:cs="Arial"/>
-                <w:b/>
-                <w:bCs/>
-                <w:sz w:val="21"/>
-                <w:szCs w:val="21"/>
-              </w:rPr>
-            </w:pPr>
-            <w:r>
-              <w:rPr>
-                <w:rFonts w:ascii="Arial" w:hAnsi="Arial" w:cs="Arial"/>
+                <w:rFonts w:ascii="Arial" w:hAnsi="Arial" w:cs="Arial" w:eastAsia="Arial"/>
+                <w:b/>
+                <w:bCs/>
+                <w:sz w:val="21"/>
+                <w:szCs w:val="21"/>
+              </w:rPr>
+            </w:pPr>
+            <w:r>
+              <w:rPr>
+                <w:rFonts w:ascii="Arial" w:hAnsi="Arial" w:cs="Arial" w:eastAsia="Arial"/>
                 <w:b/>
                 <w:bCs/>
                 <w:sz w:val="21"/>
@@ -1086,14 +1086,14 @@
             <w:pPr>
               <w:spacing w:line="240" w:lineRule="auto"/>
               <w:rPr>
-                <w:rFonts w:ascii="Arial" w:eastAsia="Times New Roman" w:hAnsi="Arial" w:cs="Arial"/>
-                <w:sz w:val="21"/>
-                <w:szCs w:val="21"/>
-              </w:rPr>
-            </w:pPr>
-            <w:r>
-              <w:rPr>
-                <w:rFonts w:ascii="Arial" w:hAnsi="Arial" w:cs="Arial"/>
+                <w:rFonts w:ascii="Arial" w:hAnsi="Arial" w:cs="Arial" w:eastAsia="Arial"/>
+                <w:sz w:val="21"/>
+                <w:szCs w:val="21"/>
+              </w:rPr>
+            </w:pPr>
+            <w:r>
+              <w:rPr>
+                <w:rFonts w:ascii="Arial" w:hAnsi="Arial" w:cs="Arial" w:eastAsia="Arial"/>
                 <w:sz w:val="21"/>
                 <w:szCs w:val="21"/>
               </w:rPr>
@@ -1103,7 +1103,7 @@
           <w:p>
             <w:pPr>
               <w:rPr>
-                <w:rFonts w:ascii="Arial" w:hAnsi="Arial" w:cs="Arial"/>
+                <w:rFonts w:ascii="Arial" w:hAnsi="Arial" w:cs="Arial" w:eastAsia="Arial"/>
                 <w:sz w:val="21"/>
                 <w:szCs w:val="21"/>
               </w:rPr>
@@ -1129,16 +1129,16 @@
             <w:pPr>
               <w:ind w:left="3"/>
               <w:rPr>
-                <w:rFonts w:ascii="Arial" w:hAnsi="Arial" w:cs="Arial"/>
-                <w:b/>
-                <w:bCs/>
-                <w:sz w:val="21"/>
-                <w:szCs w:val="21"/>
-              </w:rPr>
-            </w:pPr>
-            <w:r>
-              <w:rPr>
-                <w:rFonts w:ascii="Arial" w:hAnsi="Arial" w:cs="Arial"/>
+                <w:rFonts w:ascii="Arial" w:hAnsi="Arial" w:cs="Arial" w:eastAsia="Arial"/>
+                <w:b/>
+                <w:bCs/>
+                <w:sz w:val="21"/>
+                <w:szCs w:val="21"/>
+              </w:rPr>
+            </w:pPr>
+            <w:r>
+              <w:rPr>
+                <w:rFonts w:ascii="Arial" w:hAnsi="Arial" w:cs="Arial" w:eastAsia="Arial"/>
                 <w:b/>
                 <w:bCs/>
                 <w:sz w:val="21"/>
@@ -1162,14 +1162,14 @@
             <w:pPr>
               <w:spacing w:line="240" w:lineRule="auto"/>
               <w:rPr>
-                <w:rFonts w:ascii="Arial" w:hAnsi="Arial" w:cs="Arial"/>
-                <w:sz w:val="21"/>
-                <w:szCs w:val="21"/>
-              </w:rPr>
-            </w:pPr>
-            <w:r>
-              <w:rPr>
-                <w:rFonts w:ascii="Arial" w:hAnsi="Arial" w:cs="Arial"/>
+                <w:rFonts w:ascii="Arial" w:hAnsi="Arial" w:cs="Arial" w:eastAsia="Arial"/>
+                <w:sz w:val="21"/>
+                <w:szCs w:val="21"/>
+              </w:rPr>
+            </w:pPr>
+            <w:r>
+              <w:rPr>
+                <w:rFonts w:ascii="Arial" w:hAnsi="Arial" w:cs="Arial" w:eastAsia="Arial"/>
                 <w:sz w:val="21"/>
                 <w:szCs w:val="21"/>
               </w:rPr>
@@ -1195,16 +1195,16 @@
           <w:p>
             <w:pPr>
               <w:rPr>
-                <w:rFonts w:ascii="Arial" w:hAnsi="Arial" w:cs="Arial"/>
-                <w:b/>
-                <w:bCs/>
-                <w:sz w:val="21"/>
-                <w:szCs w:val="21"/>
-              </w:rPr>
-            </w:pPr>
-            <w:r>
-              <w:rPr>
-                <w:rFonts w:ascii="Arial" w:hAnsi="Arial" w:cs="Arial"/>
+                <w:rFonts w:ascii="Arial" w:hAnsi="Arial" w:cs="Arial" w:eastAsia="Arial"/>
+                <w:b/>
+                <w:bCs/>
+                <w:sz w:val="21"/>
+                <w:szCs w:val="21"/>
+              </w:rPr>
+            </w:pPr>
+            <w:r>
+              <w:rPr>
+                <w:rFonts w:ascii="Arial" w:hAnsi="Arial" w:cs="Arial" w:eastAsia="Arial"/>
                 <w:b/>
                 <w:bCs/>
                 <w:sz w:val="21"/>
@@ -1228,14 +1228,14 @@
             <w:pPr>
               <w:spacing w:line="240" w:lineRule="auto"/>
               <w:rPr>
-                <w:rFonts w:ascii="Arial" w:hAnsi="Arial" w:cs="Arial"/>
-                <w:sz w:val="21"/>
-                <w:szCs w:val="21"/>
-              </w:rPr>
-            </w:pPr>
-            <w:r>
-              <w:rPr>
-                <w:rFonts w:ascii="Arial" w:hAnsi="Arial" w:cs="Arial"/>
+                <w:rFonts w:ascii="Arial" w:hAnsi="Arial" w:cs="Arial" w:eastAsia="Arial"/>
+                <w:sz w:val="21"/>
+                <w:szCs w:val="21"/>
+              </w:rPr>
+            </w:pPr>
+            <w:r>
+              <w:rPr>
+                <w:rFonts w:ascii="Arial" w:hAnsi="Arial" w:cs="Arial" w:eastAsia="Arial"/>
                 <w:sz w:val="21"/>
                 <w:szCs w:val="21"/>
               </w:rPr>
@@ -1262,16 +1262,16 @@
             <w:pPr>
               <w:ind w:left="3"/>
               <w:rPr>
-                <w:rFonts w:ascii="Arial" w:hAnsi="Arial" w:cs="Arial"/>
-                <w:b/>
-                <w:bCs/>
-                <w:sz w:val="21"/>
-                <w:szCs w:val="21"/>
-              </w:rPr>
-            </w:pPr>
-            <w:r>
-              <w:rPr>
-                <w:rFonts w:ascii="Arial" w:hAnsi="Arial" w:cs="Arial"/>
+                <w:rFonts w:ascii="Arial" w:hAnsi="Arial" w:cs="Arial" w:eastAsia="Arial"/>
+                <w:b/>
+                <w:bCs/>
+                <w:sz w:val="21"/>
+                <w:szCs w:val="21"/>
+              </w:rPr>
+            </w:pPr>
+            <w:r>
+              <w:rPr>
+                <w:rFonts w:ascii="Arial" w:hAnsi="Arial" w:cs="Arial" w:eastAsia="Arial"/>
                 <w:b/>
                 <w:bCs/>
                 <w:sz w:val="21"/>
@@ -1296,14 +1296,14 @@
             <w:pPr>
               <w:spacing w:line="240" w:lineRule="auto"/>
               <w:rPr>
-                <w:rFonts w:ascii="Arial" w:hAnsi="Arial" w:cs="Arial"/>
-                <w:sz w:val="21"/>
-                <w:szCs w:val="21"/>
-              </w:rPr>
-            </w:pPr>
-            <w:r>
-              <w:rPr>
-                <w:rFonts w:ascii="Arial" w:hAnsi="Arial" w:cs="Arial"/>
+                <w:rFonts w:ascii="Arial" w:hAnsi="Arial" w:cs="Arial" w:eastAsia="Arial"/>
+                <w:sz w:val="21"/>
+                <w:szCs w:val="21"/>
+              </w:rPr>
+            </w:pPr>
+            <w:r>
+              <w:rPr>
+                <w:rFonts w:ascii="Arial" w:hAnsi="Arial" w:cs="Arial" w:eastAsia="Arial"/>
                 <w:sz w:val="21"/>
                 <w:szCs w:val="21"/>
               </w:rPr>
@@ -1311,7 +1311,7 @@
             </w:r>
             <w:r>
               <w:rPr>
-                <w:rFonts w:ascii="Arial" w:hAnsi="Arial" w:cs="Arial"/>
+                <w:rFonts w:ascii="Arial" w:hAnsi="Arial" w:cs="Arial" w:eastAsia="Arial"/>
                 <w:sz w:val="21"/>
                 <w:szCs w:val="21"/>
               </w:rPr>
@@ -1338,16 +1338,16 @@
             <w:pPr>
               <w:ind w:left="3"/>
               <w:rPr>
-                <w:rFonts w:ascii="Arial" w:hAnsi="Arial" w:cs="Arial"/>
-                <w:b/>
-                <w:bCs/>
-                <w:sz w:val="21"/>
-                <w:szCs w:val="21"/>
-              </w:rPr>
-            </w:pPr>
-            <w:r>
-              <w:rPr>
-                <w:rFonts w:ascii="Arial" w:hAnsi="Arial" w:cs="Arial"/>
+                <w:rFonts w:ascii="Arial" w:hAnsi="Arial" w:cs="Arial" w:eastAsia="Arial"/>
+                <w:b/>
+                <w:bCs/>
+                <w:sz w:val="21"/>
+                <w:szCs w:val="21"/>
+              </w:rPr>
+            </w:pPr>
+            <w:r>
+              <w:rPr>
+                <w:rFonts w:ascii="Arial" w:hAnsi="Arial" w:cs="Arial" w:eastAsia="Arial"/>
                 <w:b/>
                 <w:bCs/>
                 <w:sz w:val="21"/>
@@ -1371,14 +1371,14 @@
             <w:pPr>
               <w:spacing w:line="240" w:lineRule="auto"/>
               <w:rPr>
-                <w:rFonts w:ascii="Arial" w:hAnsi="Arial" w:cs="Arial"/>
-                <w:sz w:val="21"/>
-                <w:szCs w:val="21"/>
-              </w:rPr>
-            </w:pPr>
-            <w:r>
-              <w:rPr>
-                <w:rFonts w:ascii="Arial" w:hAnsi="Arial" w:cs="Arial"/>
+                <w:rFonts w:ascii="Arial" w:hAnsi="Arial" w:cs="Arial" w:eastAsia="Arial"/>
+                <w:sz w:val="21"/>
+                <w:szCs w:val="21"/>
+              </w:rPr>
+            </w:pPr>
+            <w:r>
+              <w:rPr>
+                <w:rFonts w:ascii="Arial" w:hAnsi="Arial" w:cs="Arial" w:eastAsia="Arial"/>
                 <w:sz w:val="21"/>
                 <w:szCs w:val="21"/>
               </w:rPr>
@@ -1433,14 +1433,14 @@
               <w:ind w:left="52"/>
               <w:jc w:val="center"/>
               <w:rPr>
-                <w:rFonts w:ascii="Arial" w:hAnsi="Arial" w:cs="Arial"/>
-                <w:sz w:val="21"/>
-                <w:szCs w:val="21"/>
-              </w:rPr>
-            </w:pPr>
-            <w:r>
-              <w:rPr>
-                <w:rFonts w:ascii="Arial" w:eastAsia="Arial" w:hAnsi="Arial" w:cs="Arial"/>
+                <w:rFonts w:ascii="Arial" w:hAnsi="Arial" w:cs="Arial" w:eastAsia="Arial"/>
+                <w:sz w:val="21"/>
+                <w:szCs w:val="21"/>
+              </w:rPr>
+            </w:pPr>
+            <w:r>
+              <w:rPr>
+                <w:rFonts w:ascii="Arial" w:hAnsi="Arial" w:cs="Arial" w:eastAsia="Arial"/>
                 <w:b/>
                 <w:sz w:val="21"/>
                 <w:szCs w:val="21"/>
@@ -1449,7 +1449,7 @@
             </w:r>
             <w:r>
               <w:rPr>
-                <w:rFonts w:ascii="Arial" w:eastAsia="Arial" w:hAnsi="Arial" w:cs="Arial"/>
+                <w:rFonts w:ascii="Arial" w:hAnsi="Arial" w:cs="Arial" w:eastAsia="Arial"/>
                 <w:b/>
                 <w:sz w:val="21"/>
                 <w:szCs w:val="21"/>
@@ -1458,7 +1458,7 @@
             </w:r>
             <w:r>
               <w:rPr>
-                <w:rFonts w:ascii="Arial" w:eastAsia="Arial" w:hAnsi="Arial" w:cs="Arial"/>
+                <w:rFonts w:ascii="Arial" w:hAnsi="Arial" w:cs="Arial" w:eastAsia="Arial"/>
                 <w:b/>
                 <w:sz w:val="21"/>
                 <w:szCs w:val="21"/>
@@ -1467,7 +1467,7 @@
             </w:r>
             <w:r>
               <w:rPr>
-                <w:rFonts w:ascii="Arial" w:eastAsia="Arial" w:hAnsi="Arial" w:cs="Arial"/>
+                <w:rFonts w:ascii="Arial" w:hAnsi="Arial" w:cs="Arial" w:eastAsia="Arial"/>
                 <w:b/>
                 <w:sz w:val="21"/>
                 <w:szCs w:val="21"/>
@@ -1495,16 +1495,16 @@
             <w:pPr>
               <w:ind w:left="3"/>
               <w:rPr>
-                <w:rFonts w:ascii="Arial" w:hAnsi="Arial" w:cs="Arial"/>
-                <w:b/>
-                <w:bCs/>
-                <w:sz w:val="21"/>
-                <w:szCs w:val="21"/>
-              </w:rPr>
-            </w:pPr>
-            <w:r>
-              <w:rPr>
-                <w:rFonts w:ascii="Arial" w:hAnsi="Arial" w:cs="Arial"/>
+                <w:rFonts w:ascii="Arial" w:hAnsi="Arial" w:cs="Arial" w:eastAsia="Arial"/>
+                <w:b/>
+                <w:bCs/>
+                <w:sz w:val="21"/>
+                <w:szCs w:val="21"/>
+              </w:rPr>
+            </w:pPr>
+            <w:r>
+              <w:rPr>
+                <w:rFonts w:ascii="Arial" w:hAnsi="Arial" w:cs="Arial" w:eastAsia="Arial"/>
                 <w:b/>
                 <w:bCs/>
                 <w:sz w:val="21"/>
@@ -1527,14 +1527,14 @@
           <w:p>
             <w:pPr>
               <w:rPr>
-                <w:rFonts w:ascii="Arial" w:hAnsi="Arial" w:cs="Arial"/>
-                <w:sz w:val="21"/>
-                <w:szCs w:val="21"/>
-              </w:rPr>
-            </w:pPr>
-            <w:r>
-              <w:rPr>
-                <w:rFonts w:ascii="Arial" w:hAnsi="Arial" w:cs="Arial"/>
+                <w:rFonts w:ascii="Arial" w:hAnsi="Arial" w:cs="Arial" w:eastAsia="Arial"/>
+                <w:sz w:val="21"/>
+                <w:szCs w:val="21"/>
+              </w:rPr>
+            </w:pPr>
+            <w:r>
+              <w:rPr>
+                <w:rFonts w:ascii="Arial" w:hAnsi="Arial" w:cs="Arial" w:eastAsia="Arial"/>
                 <w:sz w:val="21"/>
                 <w:szCs w:val="21"/>
               </w:rPr>
@@ -1542,7 +1542,7 @@
             </w:r>
             <w:r>
               <w:rPr>
-                <w:rFonts w:ascii="Arial" w:hAnsi="Arial" w:cs="Arial"/>
+                <w:rFonts w:ascii="Arial" w:hAnsi="Arial" w:cs="Arial" w:eastAsia="Arial"/>
                 <w:sz w:val="21"/>
                 <w:szCs w:val="21"/>
               </w:rPr>
@@ -1569,16 +1569,16 @@
             <w:pPr>
               <w:ind w:left="3"/>
               <w:rPr>
-                <w:rFonts w:ascii="Arial" w:hAnsi="Arial" w:cs="Arial"/>
-                <w:b/>
-                <w:bCs/>
-                <w:sz w:val="21"/>
-                <w:szCs w:val="21"/>
-              </w:rPr>
-            </w:pPr>
-            <w:r>
-              <w:rPr>
-                <w:rFonts w:ascii="Arial" w:hAnsi="Arial" w:cs="Arial"/>
+                <w:rFonts w:ascii="Arial" w:hAnsi="Arial" w:cs="Arial" w:eastAsia="Arial"/>
+                <w:b/>
+                <w:bCs/>
+                <w:sz w:val="21"/>
+                <w:szCs w:val="21"/>
+              </w:rPr>
+            </w:pPr>
+            <w:r>
+              <w:rPr>
+                <w:rFonts w:ascii="Arial" w:hAnsi="Arial" w:cs="Arial" w:eastAsia="Arial"/>
                 <w:b/>
                 <w:bCs/>
                 <w:sz w:val="21"/>
@@ -1602,14 +1602,14 @@
             <w:pPr>
               <w:spacing w:line="240" w:lineRule="auto"/>
               <w:rPr>
-                <w:rFonts w:ascii="Arial" w:eastAsia="Times New Roman" w:hAnsi="Arial" w:cs="Arial"/>
-                <w:sz w:val="21"/>
-                <w:szCs w:val="21"/>
-              </w:rPr>
-            </w:pPr>
-            <w:r>
-              <w:rPr>
-                <w:rFonts w:ascii="Arial" w:hAnsi="Arial" w:cs="Arial"/>
+                <w:rFonts w:ascii="Arial" w:hAnsi="Arial" w:cs="Arial" w:eastAsia="Arial"/>
+                <w:sz w:val="21"/>
+                <w:szCs w:val="21"/>
+              </w:rPr>
+            </w:pPr>
+            <w:r>
+              <w:rPr>
+                <w:rFonts w:ascii="Arial" w:hAnsi="Arial" w:cs="Arial" w:eastAsia="Arial"/>
                 <w:sz w:val="21"/>
                 <w:szCs w:val="21"/>
               </w:rPr>
@@ -1619,7 +1619,7 @@
           <w:p>
             <w:pPr>
               <w:rPr>
-                <w:rFonts w:ascii="Arial" w:hAnsi="Arial" w:cs="Arial"/>
+                <w:rFonts w:ascii="Arial" w:hAnsi="Arial" w:cs="Arial" w:eastAsia="Arial"/>
                 <w:sz w:val="21"/>
                 <w:szCs w:val="21"/>
               </w:rPr>
@@ -1645,16 +1645,16 @@
             <w:pPr>
               <w:ind w:left="3"/>
               <w:rPr>
-                <w:rFonts w:ascii="Arial" w:hAnsi="Arial" w:cs="Arial"/>
-                <w:b/>
-                <w:bCs/>
-                <w:sz w:val="21"/>
-                <w:szCs w:val="21"/>
-              </w:rPr>
-            </w:pPr>
-            <w:r>
-              <w:rPr>
-                <w:rFonts w:ascii="Arial" w:hAnsi="Arial" w:cs="Arial"/>
+                <w:rFonts w:ascii="Arial" w:hAnsi="Arial" w:cs="Arial" w:eastAsia="Arial"/>
+                <w:b/>
+                <w:bCs/>
+                <w:sz w:val="21"/>
+                <w:szCs w:val="21"/>
+              </w:rPr>
+            </w:pPr>
+            <w:r>
+              <w:rPr>
+                <w:rFonts w:ascii="Arial" w:hAnsi="Arial" w:cs="Arial" w:eastAsia="Arial"/>
                 <w:b/>
                 <w:bCs/>
                 <w:sz w:val="21"/>
@@ -1677,14 +1677,14 @@
           <w:p>
             <w:pPr>
               <w:rPr>
-                <w:rFonts w:ascii="Arial" w:hAnsi="Arial" w:cs="Arial"/>
-                <w:sz w:val="21"/>
-                <w:szCs w:val="21"/>
-              </w:rPr>
-            </w:pPr>
-            <w:r>
-              <w:rPr>
-                <w:rFonts w:ascii="Arial" w:hAnsi="Arial" w:cs="Arial"/>
+                <w:rFonts w:ascii="Arial" w:hAnsi="Arial" w:cs="Arial" w:eastAsia="Arial"/>
+                <w:sz w:val="21"/>
+                <w:szCs w:val="21"/>
+              </w:rPr>
+            </w:pPr>
+            <w:r>
+              <w:rPr>
+                <w:rFonts w:ascii="Arial" w:hAnsi="Arial" w:cs="Arial" w:eastAsia="Arial"/>
                 <w:sz w:val="21"/>
                 <w:szCs w:val="21"/>
               </w:rPr>
@@ -1693,7 +1693,7 @@
             <w:proofErr w:type="spellStart"/>
             <w:r>
               <w:rPr>
-                <w:rFonts w:ascii="Arial" w:hAnsi="Arial" w:cs="Arial"/>
+                <w:rFonts w:ascii="Arial" w:hAnsi="Arial" w:cs="Arial" w:eastAsia="Arial"/>
                 <w:sz w:val="21"/>
                 <w:szCs w:val="21"/>
               </w:rPr>
@@ -1702,7 +1702,7 @@
             <w:proofErr w:type="spellEnd"/>
             <w:r>
               <w:rPr>
-                <w:rFonts w:ascii="Arial" w:hAnsi="Arial" w:cs="Arial"/>
+                <w:rFonts w:ascii="Arial" w:hAnsi="Arial" w:cs="Arial" w:eastAsia="Arial"/>
                 <w:sz w:val="21"/>
                 <w:szCs w:val="21"/>
               </w:rPr>
@@ -1729,16 +1729,16 @@
             <w:pPr>
               <w:ind w:left="3"/>
               <w:rPr>
-                <w:rFonts w:ascii="Arial" w:hAnsi="Arial" w:cs="Arial"/>
-                <w:b/>
-                <w:bCs/>
-                <w:sz w:val="21"/>
-                <w:szCs w:val="21"/>
-              </w:rPr>
-            </w:pPr>
-            <w:r>
-              <w:rPr>
-                <w:rFonts w:ascii="Arial" w:hAnsi="Arial" w:cs="Arial"/>
+                <w:rFonts w:ascii="Arial" w:hAnsi="Arial" w:cs="Arial" w:eastAsia="Arial"/>
+                <w:b/>
+                <w:bCs/>
+                <w:sz w:val="21"/>
+                <w:szCs w:val="21"/>
+              </w:rPr>
+            </w:pPr>
+            <w:r>
+              <w:rPr>
+                <w:rFonts w:ascii="Arial" w:hAnsi="Arial" w:cs="Arial" w:eastAsia="Arial"/>
                 <w:b/>
                 <w:bCs/>
                 <w:sz w:val="21"/>
@@ -1761,14 +1761,14 @@
           <w:p>
             <w:pPr>
               <w:rPr>
-                <w:rFonts w:ascii="Arial" w:hAnsi="Arial" w:cs="Arial"/>
-                <w:sz w:val="21"/>
-                <w:szCs w:val="21"/>
-              </w:rPr>
-            </w:pPr>
-            <w:r>
-              <w:rPr>
-                <w:rFonts w:ascii="Arial" w:hAnsi="Arial" w:cs="Arial"/>
+                <w:rFonts w:ascii="Arial" w:hAnsi="Arial" w:cs="Arial" w:eastAsia="Arial"/>
+                <w:sz w:val="21"/>
+                <w:szCs w:val="21"/>
+              </w:rPr>
+            </w:pPr>
+            <w:r>
+              <w:rPr>
+                <w:rFonts w:ascii="Arial" w:hAnsi="Arial" w:cs="Arial" w:eastAsia="Arial"/>
                 <w:sz w:val="21"/>
                 <w:szCs w:val="21"/>
               </w:rPr>
@@ -1795,16 +1795,16 @@
             <w:pPr>
               <w:ind w:left="3"/>
               <w:rPr>
-                <w:rFonts w:ascii="Arial" w:hAnsi="Arial" w:cs="Arial"/>
-                <w:b/>
-                <w:bCs/>
-                <w:sz w:val="21"/>
-                <w:szCs w:val="21"/>
-              </w:rPr>
-            </w:pPr>
-            <w:r>
-              <w:rPr>
-                <w:rFonts w:ascii="Arial" w:hAnsi="Arial" w:cs="Arial"/>
+                <w:rFonts w:ascii="Arial" w:hAnsi="Arial" w:cs="Arial" w:eastAsia="Arial"/>
+                <w:b/>
+                <w:bCs/>
+                <w:sz w:val="21"/>
+                <w:szCs w:val="21"/>
+              </w:rPr>
+            </w:pPr>
+            <w:r>
+              <w:rPr>
+                <w:rFonts w:ascii="Arial" w:hAnsi="Arial" w:cs="Arial" w:eastAsia="Arial"/>
                 <w:b/>
                 <w:bCs/>
                 <w:sz w:val="21"/>
@@ -1827,14 +1827,14 @@
           <w:p>
             <w:pPr>
               <w:rPr>
-                <w:rFonts w:ascii="Arial" w:hAnsi="Arial" w:cs="Arial"/>
-                <w:sz w:val="21"/>
-                <w:szCs w:val="21"/>
-              </w:rPr>
-            </w:pPr>
-            <w:r>
-              <w:rPr>
-                <w:rFonts w:ascii="Arial" w:hAnsi="Arial" w:cs="Arial"/>
+                <w:rFonts w:ascii="Arial" w:hAnsi="Arial" w:cs="Arial" w:eastAsia="Arial"/>
+                <w:sz w:val="21"/>
+                <w:szCs w:val="21"/>
+              </w:rPr>
+            </w:pPr>
+            <w:r>
+              <w:rPr>
+                <w:rFonts w:ascii="Arial" w:hAnsi="Arial" w:cs="Arial" w:eastAsia="Arial"/>
                 <w:sz w:val="21"/>
                 <w:szCs w:val="21"/>
               </w:rPr>
@@ -1861,16 +1861,16 @@
             <w:pPr>
               <w:ind w:left="3"/>
               <w:rPr>
-                <w:rFonts w:ascii="Arial" w:hAnsi="Arial" w:cs="Arial"/>
-                <w:b/>
-                <w:bCs/>
-                <w:sz w:val="21"/>
-                <w:szCs w:val="21"/>
-              </w:rPr>
-            </w:pPr>
-            <w:r>
-              <w:rPr>
-                <w:rFonts w:ascii="Arial" w:hAnsi="Arial" w:cs="Arial"/>
+                <w:rFonts w:ascii="Arial" w:hAnsi="Arial" w:cs="Arial" w:eastAsia="Arial"/>
+                <w:b/>
+                <w:bCs/>
+                <w:sz w:val="21"/>
+                <w:szCs w:val="21"/>
+              </w:rPr>
+            </w:pPr>
+            <w:r>
+              <w:rPr>
+                <w:rFonts w:ascii="Arial" w:hAnsi="Arial" w:cs="Arial" w:eastAsia="Arial"/>
                 <w:b/>
                 <w:bCs/>
                 <w:sz w:val="21"/>
@@ -1893,7 +1893,7 @@
           <w:p>
             <w:pPr>
               <w:rPr>
-                <w:rFonts w:ascii="Arial" w:hAnsi="Arial" w:cs="Arial"/>
+                <w:rFonts w:ascii="Arial" w:hAnsi="Arial" w:cs="Arial" w:eastAsia="Arial"/>
                 <w:sz w:val="21"/>
                 <w:szCs w:val="21"/>
               </w:rPr>
@@ -1901,7 +1901,7 @@
             <w:proofErr w:type="spellStart"/>
             <w:r>
               <w:rPr>
-                <w:rFonts w:ascii="Arial" w:hAnsi="Arial" w:cs="Arial"/>
+                <w:rFonts w:ascii="Arial" w:hAnsi="Arial" w:cs="Arial" w:eastAsia="Arial"/>
                 <w:sz w:val="21"/>
                 <w:szCs w:val="21"/>
               </w:rPr>
@@ -1910,7 +1910,7 @@
             <w:proofErr w:type="spellEnd"/>
             <w:r>
               <w:rPr>
-                <w:rFonts w:ascii="Arial" w:hAnsi="Arial" w:cs="Arial"/>
+                <w:rFonts w:ascii="Arial" w:hAnsi="Arial" w:cs="Arial" w:eastAsia="Arial"/>
                 <w:sz w:val="21"/>
                 <w:szCs w:val="21"/>
               </w:rPr>
@@ -1937,16 +1937,16 @@
             <w:pPr>
               <w:ind w:left="3"/>
               <w:rPr>
-                <w:rFonts w:ascii="Arial" w:hAnsi="Arial" w:cs="Arial"/>
-                <w:b/>
-                <w:bCs/>
-                <w:sz w:val="21"/>
-                <w:szCs w:val="21"/>
-              </w:rPr>
-            </w:pPr>
-            <w:r>
-              <w:rPr>
-                <w:rFonts w:ascii="Arial" w:hAnsi="Arial" w:cs="Arial"/>
+                <w:rFonts w:ascii="Arial" w:hAnsi="Arial" w:cs="Arial" w:eastAsia="Arial"/>
+                <w:b/>
+                <w:bCs/>
+                <w:sz w:val="21"/>
+                <w:szCs w:val="21"/>
+              </w:rPr>
+            </w:pPr>
+            <w:r>
+              <w:rPr>
+                <w:rFonts w:ascii="Arial" w:hAnsi="Arial" w:cs="Arial" w:eastAsia="Arial"/>
                 <w:b/>
                 <w:bCs/>
                 <w:sz w:val="21"/>
@@ -1969,7 +1969,7 @@
           <w:p>
             <w:pPr>
               <w:rPr>
-                <w:rFonts w:ascii="Arial" w:hAnsi="Arial" w:cs="Arial"/>
+                <w:rFonts w:ascii="Arial" w:hAnsi="Arial" w:cs="Arial" w:eastAsia="Arial"/>
                 <w:sz w:val="21"/>
                 <w:szCs w:val="21"/>
               </w:rPr>
@@ -1977,7 +1977,7 @@
             <w:proofErr w:type="spellStart"/>
             <w:r>
               <w:rPr>
-                <w:rFonts w:ascii="Arial" w:hAnsi="Arial" w:cs="Arial"/>
+                <w:rFonts w:ascii="Arial" w:hAnsi="Arial" w:cs="Arial" w:eastAsia="Arial"/>
                 <w:sz w:val="21"/>
                 <w:szCs w:val="21"/>
               </w:rPr>
@@ -1986,7 +1986,7 @@
             <w:proofErr w:type="spellEnd"/>
             <w:r>
               <w:rPr>
-                <w:rFonts w:ascii="Arial" w:hAnsi="Arial" w:cs="Arial"/>
+                <w:rFonts w:ascii="Arial" w:hAnsi="Arial" w:cs="Arial" w:eastAsia="Arial"/>
                 <w:sz w:val="21"/>
                 <w:szCs w:val="21"/>
               </w:rPr>
@@ -2013,16 +2013,16 @@
             <w:pPr>
               <w:ind w:left="3"/>
               <w:rPr>
-                <w:rFonts w:ascii="Arial" w:hAnsi="Arial" w:cs="Arial"/>
-                <w:b/>
-                <w:bCs/>
-                <w:sz w:val="21"/>
-                <w:szCs w:val="21"/>
-              </w:rPr>
-            </w:pPr>
-            <w:r>
-              <w:rPr>
-                <w:rFonts w:ascii="Arial" w:hAnsi="Arial" w:cs="Arial"/>
+                <w:rFonts w:ascii="Arial" w:hAnsi="Arial" w:cs="Arial" w:eastAsia="Arial"/>
+                <w:b/>
+                <w:bCs/>
+                <w:sz w:val="21"/>
+                <w:szCs w:val="21"/>
+              </w:rPr>
+            </w:pPr>
+            <w:r>
+              <w:rPr>
+                <w:rFonts w:ascii="Arial" w:hAnsi="Arial" w:cs="Arial" w:eastAsia="Arial"/>
                 <w:b/>
                 <w:bCs/>
                 <w:sz w:val="21"/>
@@ -2045,7 +2045,7 @@
           <w:p>
             <w:pPr>
               <w:rPr>
-                <w:rFonts w:ascii="Arial" w:hAnsi="Arial" w:cs="Arial"/>
+                <w:rFonts w:ascii="Arial" w:hAnsi="Arial" w:cs="Arial" w:eastAsia="Arial"/>
                 <w:sz w:val="21"/>
                 <w:szCs w:val="21"/>
               </w:rPr>
@@ -2053,7 +2053,7 @@
             <w:proofErr w:type="spellStart"/>
             <w:r>
               <w:rPr>
-                <w:rFonts w:ascii="Arial" w:hAnsi="Arial" w:cs="Arial"/>
+                <w:rFonts w:ascii="Arial" w:hAnsi="Arial" w:cs="Arial" w:eastAsia="Arial"/>
                 <w:sz w:val="21"/>
                 <w:szCs w:val="21"/>
               </w:rPr>
@@ -2062,7 +2062,7 @@
             <w:proofErr w:type="spellEnd"/>
             <w:r>
               <w:rPr>
-                <w:rFonts w:ascii="Arial" w:hAnsi="Arial" w:cs="Arial"/>
+                <w:rFonts w:ascii="Arial" w:hAnsi="Arial" w:cs="Arial" w:eastAsia="Arial"/>
                 <w:sz w:val="21"/>
                 <w:szCs w:val="21"/>
               </w:rPr>
@@ -2089,16 +2089,16 @@
             <w:pPr>
               <w:ind w:left="3"/>
               <w:rPr>
-                <w:rFonts w:ascii="Arial" w:hAnsi="Arial" w:cs="Arial"/>
-                <w:b/>
-                <w:bCs/>
-                <w:sz w:val="21"/>
-                <w:szCs w:val="21"/>
-              </w:rPr>
-            </w:pPr>
-            <w:r>
-              <w:rPr>
-                <w:rFonts w:ascii="Arial" w:hAnsi="Arial" w:cs="Arial"/>
+                <w:rFonts w:ascii="Arial" w:hAnsi="Arial" w:cs="Arial" w:eastAsia="Arial"/>
+                <w:b/>
+                <w:bCs/>
+                <w:sz w:val="21"/>
+                <w:szCs w:val="21"/>
+              </w:rPr>
+            </w:pPr>
+            <w:r>
+              <w:rPr>
+                <w:rFonts w:ascii="Arial" w:hAnsi="Arial" w:cs="Arial" w:eastAsia="Arial"/>
                 <w:b/>
                 <w:bCs/>
                 <w:sz w:val="21"/>
@@ -2121,7 +2121,7 @@
           <w:p>
             <w:pPr>
               <w:rPr>
-                <w:rFonts w:ascii="Arial" w:hAnsi="Arial" w:cs="Arial"/>
+                <w:rFonts w:ascii="Arial" w:hAnsi="Arial" w:cs="Arial" w:eastAsia="Arial"/>
                 <w:sz w:val="21"/>
                 <w:szCs w:val="21"/>
               </w:rPr>
@@ -2129,7 +2129,7 @@
             <w:proofErr w:type="spellStart"/>
             <w:r>
               <w:rPr>
-                <w:rFonts w:ascii="Arial" w:hAnsi="Arial" w:cs="Arial"/>
+                <w:rFonts w:ascii="Arial" w:hAnsi="Arial" w:cs="Arial" w:eastAsia="Arial"/>
                 <w:sz w:val="21"/>
                 <w:szCs w:val="21"/>
               </w:rPr>
@@ -2138,7 +2138,7 @@
             <w:proofErr w:type="spellEnd"/>
             <w:r>
               <w:rPr>
-                <w:rFonts w:ascii="Arial" w:hAnsi="Arial" w:cs="Arial"/>
+                <w:rFonts w:ascii="Arial" w:hAnsi="Arial" w:cs="Arial" w:eastAsia="Arial"/>
                 <w:sz w:val="21"/>
                 <w:szCs w:val="21"/>
               </w:rPr>
@@ -2165,16 +2165,16 @@
             <w:pPr>
               <w:ind w:left="3"/>
               <w:rPr>
-                <w:rFonts w:ascii="Arial" w:hAnsi="Arial" w:cs="Arial"/>
-                <w:b/>
-                <w:bCs/>
-                <w:sz w:val="21"/>
-                <w:szCs w:val="21"/>
-              </w:rPr>
-            </w:pPr>
-            <w:r>
-              <w:rPr>
-                <w:rFonts w:ascii="Arial" w:hAnsi="Arial" w:cs="Arial"/>
+                <w:rFonts w:ascii="Arial" w:hAnsi="Arial" w:cs="Arial" w:eastAsia="Arial"/>
+                <w:b/>
+                <w:bCs/>
+                <w:sz w:val="21"/>
+                <w:szCs w:val="21"/>
+              </w:rPr>
+            </w:pPr>
+            <w:r>
+              <w:rPr>
+                <w:rFonts w:ascii="Arial" w:hAnsi="Arial" w:cs="Arial" w:eastAsia="Arial"/>
                 <w:b/>
                 <w:bCs/>
                 <w:sz w:val="21"/>
@@ -2197,7 +2197,7 @@
           <w:p>
             <w:pPr>
               <w:rPr>
-                <w:rFonts w:ascii="Arial" w:hAnsi="Arial" w:cs="Arial"/>
+                <w:rFonts w:ascii="Arial" w:hAnsi="Arial" w:cs="Arial" w:eastAsia="Arial"/>
                 <w:sz w:val="21"/>
                 <w:szCs w:val="21"/>
               </w:rPr>
@@ -2205,7 +2205,7 @@
             <w:proofErr w:type="spellStart"/>
             <w:r>
               <w:rPr>
-                <w:rFonts w:ascii="Arial" w:hAnsi="Arial" w:cs="Arial"/>
+                <w:rFonts w:ascii="Arial" w:hAnsi="Arial" w:cs="Arial" w:eastAsia="Arial"/>
                 <w:sz w:val="21"/>
                 <w:szCs w:val="21"/>
               </w:rPr>
@@ -2214,7 +2214,7 @@
             <w:proofErr w:type="spellEnd"/>
             <w:r>
               <w:rPr>
-                <w:rFonts w:ascii="Arial" w:hAnsi="Arial" w:cs="Arial"/>
+                <w:rFonts w:ascii="Arial" w:hAnsi="Arial" w:cs="Arial" w:eastAsia="Arial"/>
                 <w:sz w:val="21"/>
                 <w:szCs w:val="21"/>
               </w:rPr>
@@ -2223,7 +2223,7 @@
             <w:proofErr w:type="gramStart"/>
             <w:r>
               <w:rPr>
-                <w:rFonts w:ascii="Arial" w:hAnsi="Arial" w:cs="Arial"/>
+                <w:rFonts w:ascii="Arial" w:hAnsi="Arial" w:cs="Arial" w:eastAsia="Arial"/>
                 <w:sz w:val="21"/>
                 <w:szCs w:val="21"/>
               </w:rPr>
@@ -2232,7 +2232,7 @@
             <w:proofErr w:type="gramEnd"/>
             <w:r>
               <w:rPr>
-                <w:rFonts w:ascii="Arial" w:hAnsi="Arial" w:cs="Arial"/>
+                <w:rFonts w:ascii="Arial" w:hAnsi="Arial" w:cs="Arial" w:eastAsia="Arial"/>
                 <w:sz w:val="21"/>
                 <w:szCs w:val="21"/>
               </w:rPr>
@@ -2259,16 +2259,16 @@
             <w:pPr>
               <w:ind w:left="3"/>
               <w:rPr>
-                <w:rFonts w:ascii="Arial" w:hAnsi="Arial" w:cs="Arial"/>
-                <w:b/>
-                <w:bCs/>
-                <w:sz w:val="21"/>
-                <w:szCs w:val="21"/>
-              </w:rPr>
-            </w:pPr>
-            <w:r>
-              <w:rPr>
-                <w:rFonts w:ascii="Arial" w:hAnsi="Arial" w:cs="Arial"/>
+                <w:rFonts w:ascii="Arial" w:hAnsi="Arial" w:cs="Arial" w:eastAsia="Arial"/>
+                <w:b/>
+                <w:bCs/>
+                <w:sz w:val="21"/>
+                <w:szCs w:val="21"/>
+              </w:rPr>
+            </w:pPr>
+            <w:r>
+              <w:rPr>
+                <w:rFonts w:ascii="Arial" w:hAnsi="Arial" w:cs="Arial" w:eastAsia="Arial"/>
                 <w:b/>
                 <w:bCs/>
                 <w:sz w:val="21"/>
@@ -2291,7 +2291,7 @@
           <w:p>
             <w:pPr>
               <w:rPr>
-                <w:rFonts w:ascii="Arial" w:hAnsi="Arial" w:cs="Arial"/>
+                <w:rFonts w:ascii="Arial" w:hAnsi="Arial" w:cs="Arial" w:eastAsia="Arial"/>
                 <w:sz w:val="21"/>
                 <w:szCs w:val="21"/>
               </w:rPr>
@@ -2299,7 +2299,7 @@
             <w:proofErr w:type="spellStart"/>
             <w:r>
               <w:rPr>
-                <w:rFonts w:ascii="Arial" w:hAnsi="Arial" w:cs="Arial"/>
+                <w:rFonts w:ascii="Arial" w:hAnsi="Arial" w:cs="Arial" w:eastAsia="Arial"/>
                 <w:sz w:val="21"/>
                 <w:szCs w:val="21"/>
               </w:rPr>
@@ -2308,7 +2308,7 @@
             <w:proofErr w:type="spellEnd"/>
             <w:r>
               <w:rPr>
-                <w:rFonts w:ascii="Arial" w:hAnsi="Arial" w:cs="Arial"/>
+                <w:rFonts w:ascii="Arial" w:hAnsi="Arial" w:cs="Arial" w:eastAsia="Arial"/>
                 <w:sz w:val="21"/>
                 <w:szCs w:val="21"/>
               </w:rPr>
@@ -2335,16 +2335,16 @@
             <w:pPr>
               <w:ind w:left="3"/>
               <w:rPr>
-                <w:rFonts w:ascii="Arial" w:hAnsi="Arial" w:cs="Arial"/>
-                <w:b/>
-                <w:bCs/>
-                <w:sz w:val="21"/>
-                <w:szCs w:val="21"/>
-              </w:rPr>
-            </w:pPr>
-            <w:r>
-              <w:rPr>
-                <w:rFonts w:ascii="Arial" w:hAnsi="Arial" w:cs="Arial"/>
+                <w:rFonts w:ascii="Arial" w:hAnsi="Arial" w:cs="Arial" w:eastAsia="Arial"/>
+                <w:b/>
+                <w:bCs/>
+                <w:sz w:val="21"/>
+                <w:szCs w:val="21"/>
+              </w:rPr>
+            </w:pPr>
+            <w:r>
+              <w:rPr>
+                <w:rFonts w:ascii="Arial" w:hAnsi="Arial" w:cs="Arial" w:eastAsia="Arial"/>
                 <w:b/>
                 <w:bCs/>
                 <w:sz w:val="21"/>
@@ -2367,14 +2367,14 @@
           <w:p>
             <w:pPr>
               <w:rPr>
-                <w:rFonts w:ascii="Arial" w:hAnsi="Arial" w:cs="Arial"/>
-                <w:sz w:val="21"/>
-                <w:szCs w:val="21"/>
-              </w:rPr>
-            </w:pPr>
-            <w:r>
-              <w:rPr>
-                <w:rFonts w:ascii="Arial" w:hAnsi="Arial" w:cs="Arial"/>
+                <w:rFonts w:ascii="Arial" w:hAnsi="Arial" w:cs="Arial" w:eastAsia="Arial"/>
+                <w:sz w:val="21"/>
+                <w:szCs w:val="21"/>
+              </w:rPr>
+            </w:pPr>
+            <w:r>
+              <w:rPr>
+                <w:rFonts w:ascii="Arial" w:hAnsi="Arial" w:cs="Arial" w:eastAsia="Arial"/>
                 <w:sz w:val="21"/>
                 <w:szCs w:val="21"/>
               </w:rPr>
@@ -2401,16 +2401,16 @@
             <w:pPr>
               <w:ind w:left="3"/>
               <w:rPr>
-                <w:rFonts w:ascii="Arial" w:hAnsi="Arial" w:cs="Arial"/>
-                <w:b/>
-                <w:bCs/>
-                <w:sz w:val="21"/>
-                <w:szCs w:val="21"/>
-              </w:rPr>
-            </w:pPr>
-            <w:r>
-              <w:rPr>
-                <w:rFonts w:ascii="Arial" w:hAnsi="Arial" w:cs="Arial"/>
+                <w:rFonts w:ascii="Arial" w:hAnsi="Arial" w:cs="Arial" w:eastAsia="Arial"/>
+                <w:b/>
+                <w:bCs/>
+                <w:sz w:val="21"/>
+                <w:szCs w:val="21"/>
+              </w:rPr>
+            </w:pPr>
+            <w:r>
+              <w:rPr>
+                <w:rFonts w:ascii="Arial" w:hAnsi="Arial" w:cs="Arial" w:eastAsia="Arial"/>
                 <w:b/>
                 <w:bCs/>
                 <w:sz w:val="21"/>
@@ -2434,14 +2434,14 @@
             <w:pPr>
               <w:spacing w:line="240" w:lineRule="auto"/>
               <w:rPr>
-                <w:rFonts w:ascii="Arial" w:eastAsia="Times New Roman" w:hAnsi="Arial" w:cs="Arial"/>
-                <w:sz w:val="21"/>
-                <w:szCs w:val="21"/>
-              </w:rPr>
-            </w:pPr>
-            <w:r>
-              <w:rPr>
-                <w:rFonts w:ascii="Arial" w:hAnsi="Arial" w:cs="Arial"/>
+                <w:rFonts w:ascii="Arial" w:hAnsi="Arial" w:cs="Arial" w:eastAsia="Arial"/>
+                <w:sz w:val="21"/>
+                <w:szCs w:val="21"/>
+              </w:rPr>
+            </w:pPr>
+            <w:r>
+              <w:rPr>
+                <w:rFonts w:ascii="Arial" w:hAnsi="Arial" w:cs="Arial" w:eastAsia="Arial"/>
                 <w:sz w:val="21"/>
                 <w:szCs w:val="21"/>
               </w:rPr>
@@ -2468,16 +2468,16 @@
             <w:pPr>
               <w:ind w:left="3"/>
               <w:rPr>
-                <w:rFonts w:ascii="Arial" w:hAnsi="Arial" w:cs="Arial"/>
-                <w:b/>
-                <w:bCs/>
-                <w:sz w:val="21"/>
-                <w:szCs w:val="21"/>
-              </w:rPr>
-            </w:pPr>
-            <w:r>
-              <w:rPr>
-                <w:rFonts w:ascii="Arial" w:hAnsi="Arial" w:cs="Arial"/>
+                <w:rFonts w:ascii="Arial" w:hAnsi="Arial" w:cs="Arial" w:eastAsia="Arial"/>
+                <w:b/>
+                <w:bCs/>
+                <w:sz w:val="21"/>
+                <w:szCs w:val="21"/>
+              </w:rPr>
+            </w:pPr>
+            <w:r>
+              <w:rPr>
+                <w:rFonts w:ascii="Arial" w:hAnsi="Arial" w:cs="Arial" w:eastAsia="Arial"/>
                 <w:b/>
                 <w:bCs/>
                 <w:sz w:val="21"/>
@@ -2501,14 +2501,14 @@
             <w:pPr>
               <w:spacing w:line="240" w:lineRule="auto"/>
               <w:rPr>
-                <w:rFonts w:ascii="Arial" w:eastAsia="Times New Roman" w:hAnsi="Arial" w:cs="Arial"/>
-                <w:sz w:val="21"/>
-                <w:szCs w:val="21"/>
-              </w:rPr>
-            </w:pPr>
-            <w:r>
-              <w:rPr>
-                <w:rFonts w:ascii="Arial" w:hAnsi="Arial" w:cs="Arial"/>
+                <w:rFonts w:ascii="Arial" w:hAnsi="Arial" w:cs="Arial" w:eastAsia="Arial"/>
+                <w:sz w:val="21"/>
+                <w:szCs w:val="21"/>
+              </w:rPr>
+            </w:pPr>
+            <w:r>
+              <w:rPr>
+                <w:rFonts w:ascii="Arial" w:hAnsi="Arial" w:cs="Arial" w:eastAsia="Arial"/>
                 <w:sz w:val="21"/>
                 <w:szCs w:val="21"/>
               </w:rPr>
@@ -2518,7 +2518,7 @@
           <w:p>
             <w:pPr>
               <w:rPr>
-                <w:rFonts w:ascii="Arial" w:hAnsi="Arial" w:cs="Arial"/>
+                <w:rFonts w:ascii="Arial" w:hAnsi="Arial" w:cs="Arial" w:eastAsia="Arial"/>
                 <w:sz w:val="21"/>
                 <w:szCs w:val="21"/>
               </w:rPr>
@@ -2544,16 +2544,16 @@
             <w:pPr>
               <w:ind w:left="3"/>
               <w:rPr>
-                <w:rFonts w:ascii="Arial" w:hAnsi="Arial" w:cs="Arial"/>
-                <w:b/>
-                <w:bCs/>
-                <w:sz w:val="21"/>
-                <w:szCs w:val="21"/>
-              </w:rPr>
-            </w:pPr>
-            <w:r>
-              <w:rPr>
-                <w:rFonts w:ascii="Arial" w:hAnsi="Arial" w:cs="Arial"/>
+                <w:rFonts w:ascii="Arial" w:hAnsi="Arial" w:cs="Arial" w:eastAsia="Arial"/>
+                <w:b/>
+                <w:bCs/>
+                <w:sz w:val="21"/>
+                <w:szCs w:val="21"/>
+              </w:rPr>
+            </w:pPr>
+            <w:r>
+              <w:rPr>
+                <w:rFonts w:ascii="Arial" w:hAnsi="Arial" w:cs="Arial" w:eastAsia="Arial"/>
                 <w:b/>
                 <w:bCs/>
                 <w:sz w:val="21"/>
@@ -2578,14 +2578,14 @@
             <w:pPr>
               <w:spacing w:line="240" w:lineRule="auto"/>
               <w:rPr>
-                <w:rFonts w:ascii="Arial" w:hAnsi="Arial" w:cs="Arial"/>
-                <w:sz w:val="21"/>
-                <w:szCs w:val="21"/>
-              </w:rPr>
-            </w:pPr>
-            <w:r>
-              <w:rPr>
-                <w:rFonts w:ascii="Arial" w:hAnsi="Arial" w:cs="Arial"/>
+                <w:rFonts w:ascii="Arial" w:hAnsi="Arial" w:cs="Arial" w:eastAsia="Arial"/>
+                <w:sz w:val="21"/>
+                <w:szCs w:val="21"/>
+              </w:rPr>
+            </w:pPr>
+            <w:r>
+              <w:rPr>
+                <w:rFonts w:ascii="Arial" w:hAnsi="Arial" w:cs="Arial" w:eastAsia="Arial"/>
                 <w:sz w:val="21"/>
                 <w:szCs w:val="21"/>
               </w:rPr>
@@ -2611,16 +2611,16 @@
           <w:p>
             <w:pPr>
               <w:rPr>
-                <w:rFonts w:ascii="Arial" w:hAnsi="Arial" w:cs="Arial"/>
-                <w:b/>
-                <w:bCs/>
-                <w:sz w:val="21"/>
-                <w:szCs w:val="21"/>
-              </w:rPr>
-            </w:pPr>
-            <w:r>
-              <w:rPr>
-                <w:rFonts w:ascii="Arial" w:hAnsi="Arial" w:cs="Arial"/>
+                <w:rFonts w:ascii="Arial" w:hAnsi="Arial" w:cs="Arial" w:eastAsia="Arial"/>
+                <w:b/>
+                <w:bCs/>
+                <w:sz w:val="21"/>
+                <w:szCs w:val="21"/>
+              </w:rPr>
+            </w:pPr>
+            <w:r>
+              <w:rPr>
+                <w:rFonts w:ascii="Arial" w:hAnsi="Arial" w:cs="Arial" w:eastAsia="Arial"/>
                 <w:b/>
                 <w:bCs/>
                 <w:sz w:val="21"/>
@@ -2644,14 +2644,14 @@
             <w:pPr>
               <w:spacing w:line="240" w:lineRule="auto"/>
               <w:rPr>
-                <w:rFonts w:ascii="Arial" w:hAnsi="Arial" w:cs="Arial"/>
-                <w:sz w:val="21"/>
-                <w:szCs w:val="21"/>
-              </w:rPr>
-            </w:pPr>
-            <w:r>
-              <w:rPr>
-                <w:rFonts w:ascii="Arial" w:hAnsi="Arial" w:cs="Arial"/>
+                <w:rFonts w:ascii="Arial" w:hAnsi="Arial" w:cs="Arial" w:eastAsia="Arial"/>
+                <w:sz w:val="21"/>
+                <w:szCs w:val="21"/>
+              </w:rPr>
+            </w:pPr>
+            <w:r>
+              <w:rPr>
+                <w:rFonts w:ascii="Arial" w:hAnsi="Arial" w:cs="Arial" w:eastAsia="Arial"/>
                 <w:sz w:val="21"/>
                 <w:szCs w:val="21"/>
               </w:rPr>
@@ -2678,16 +2678,16 @@
             <w:pPr>
               <w:ind w:left="3"/>
               <w:rPr>
-                <w:rFonts w:ascii="Arial" w:hAnsi="Arial" w:cs="Arial"/>
-                <w:b/>
-                <w:bCs/>
-                <w:sz w:val="21"/>
-                <w:szCs w:val="21"/>
-              </w:rPr>
-            </w:pPr>
-            <w:r>
-              <w:rPr>
-                <w:rFonts w:ascii="Arial" w:hAnsi="Arial" w:cs="Arial"/>
+                <w:rFonts w:ascii="Arial" w:hAnsi="Arial" w:cs="Arial" w:eastAsia="Arial"/>
+                <w:b/>
+                <w:bCs/>
+                <w:sz w:val="21"/>
+                <w:szCs w:val="21"/>
+              </w:rPr>
+            </w:pPr>
+            <w:r>
+              <w:rPr>
+                <w:rFonts w:ascii="Arial" w:hAnsi="Arial" w:cs="Arial" w:eastAsia="Arial"/>
                 <w:b/>
                 <w:bCs/>
                 <w:sz w:val="21"/>
@@ -2711,14 +2711,14 @@
             <w:pPr>
               <w:spacing w:line="240" w:lineRule="auto"/>
               <w:rPr>
-                <w:rFonts w:ascii="Arial" w:hAnsi="Arial" w:cs="Arial"/>
-                <w:sz w:val="21"/>
-                <w:szCs w:val="21"/>
-              </w:rPr>
-            </w:pPr>
-            <w:r>
-              <w:rPr>
-                <w:rFonts w:ascii="Arial" w:hAnsi="Arial" w:cs="Arial"/>
+                <w:rFonts w:ascii="Arial" w:hAnsi="Arial" w:cs="Arial" w:eastAsia="Arial"/>
+                <w:sz w:val="21"/>
+                <w:szCs w:val="21"/>
+              </w:rPr>
+            </w:pPr>
+            <w:r>
+              <w:rPr>
+                <w:rFonts w:ascii="Arial" w:hAnsi="Arial" w:cs="Arial" w:eastAsia="Arial"/>
                 <w:sz w:val="21"/>
                 <w:szCs w:val="21"/>
               </w:rPr>
@@ -2726,7 +2726,7 @@
             </w:r>
             <w:r>
               <w:rPr>
-                <w:rFonts w:ascii="Arial" w:hAnsi="Arial" w:cs="Arial"/>
+                <w:rFonts w:ascii="Arial" w:hAnsi="Arial" w:cs="Arial" w:eastAsia="Arial"/>
                 <w:sz w:val="21"/>
                 <w:szCs w:val="21"/>
               </w:rPr>
@@ -2753,16 +2753,16 @@
             <w:pPr>
               <w:ind w:left="3"/>
               <w:rPr>
-                <w:rFonts w:ascii="Arial" w:hAnsi="Arial" w:cs="Arial"/>
-                <w:b/>
-                <w:bCs/>
-                <w:sz w:val="21"/>
-                <w:szCs w:val="21"/>
-              </w:rPr>
-            </w:pPr>
-            <w:r>
-              <w:rPr>
-                <w:rFonts w:ascii="Arial" w:hAnsi="Arial" w:cs="Arial"/>
+                <w:rFonts w:ascii="Arial" w:hAnsi="Arial" w:cs="Arial" w:eastAsia="Arial"/>
+                <w:b/>
+                <w:bCs/>
+                <w:sz w:val="21"/>
+                <w:szCs w:val="21"/>
+              </w:rPr>
+            </w:pPr>
+            <w:r>
+              <w:rPr>
+                <w:rFonts w:ascii="Arial" w:hAnsi="Arial" w:cs="Arial" w:eastAsia="Arial"/>
                 <w:b/>
                 <w:bCs/>
                 <w:sz w:val="21"/>
@@ -2786,14 +2786,14 @@
             <w:pPr>
               <w:spacing w:line="240" w:lineRule="auto"/>
               <w:rPr>
-                <w:rFonts w:ascii="Arial" w:hAnsi="Arial" w:cs="Arial"/>
-                <w:sz w:val="21"/>
-                <w:szCs w:val="21"/>
-              </w:rPr>
-            </w:pPr>
-            <w:r>
-              <w:rPr>
-                <w:rFonts w:ascii="Arial" w:hAnsi="Arial" w:cs="Arial"/>
+                <w:rFonts w:ascii="Arial" w:hAnsi="Arial" w:cs="Arial" w:eastAsia="Arial"/>
+                <w:sz w:val="21"/>
+                <w:szCs w:val="21"/>
+              </w:rPr>
+            </w:pPr>
+            <w:r>
+              <w:rPr>
+                <w:rFonts w:ascii="Arial" w:hAnsi="Arial" w:cs="Arial" w:eastAsia="Arial"/>
                 <w:sz w:val="21"/>
                 <w:szCs w:val="21"/>
               </w:rPr>
@@ -2818,10 +2818,10 @@
   <w:docDefaults>
     <w:rPrDefault>
       <w:rPr>
-        <w:rFonts w:asciiTheme="minorHAnsi" w:eastAsiaTheme="minorEastAsia" w:hAnsiTheme="minorHAnsi" w:cstheme="minorBidi"/>
+        <w:rFonts w:ascii="Arial" w:hAnsi="Arial" w:cs="Arial" w:eastAsia="Arial"/>
         <w:kern w:val="2"/>
-        <w:sz w:val="24"/>
-        <w:szCs w:val="24"/>
+        <w:sz w:val="21"/>
+        <w:szCs w:val="21"/>
         <w:lang w:val="en-IN" w:eastAsia="en-IN" w:bidi="ar-SA"/>
         <w14:ligatures w14:val="standardContextual"/>
       </w:rPr>
@@ -3217,9 +3217,9 @@
       <w:spacing w:line="259" w:lineRule="auto"/>
     </w:pPr>
     <w:rPr>
-      <w:rFonts w:ascii="Calibri" w:eastAsia="Calibri" w:hAnsi="Calibri" w:cs="Calibri"/>
+      <w:rFonts w:ascii="Arial" w:hAnsi="Arial" w:cs="Arial" w:eastAsia="Arial"/>
       <w:color w:val="000000"/>
-      <w:sz w:val="22"/>
+      <w:sz w:val="21"/>
     </w:rPr>
   </w:style>
   <w:style w:type="character" w:default="1" w:styleId="DefaultParagraphFont">
